--- a/8В42_ЛБ№1_ТХИ_Кирпу.docx
+++ b/8В42_ЛБ№1_ТХИ_Кирпу.docx
@@ -528,18 +528,8 @@
           <w:sz w:val="28"/>
           <w:szCs w:val="28"/>
         </w:rPr>
-        <w:t xml:space="preserve">И. Д. </w:t>
-      </w:r>
-      <w:proofErr w:type="spellStart"/>
-      <w:r>
-        <w:rPr>
-          <w:rFonts w:ascii="Times New Roman" w:hAnsi="Times New Roman"/>
-          <w:sz w:val="28"/>
-          <w:szCs w:val="28"/>
-        </w:rPr>
-        <w:t>Казенков</w:t>
-      </w:r>
-      <w:proofErr w:type="spellEnd"/>
+        <w:t>И. Д. Казенков</w:t>
+      </w:r>
     </w:p>
     <w:p>
       <w:pPr>
@@ -624,15 +614,16 @@
           <w:rFonts w:ascii="Times New Roman" w:hAnsi="Times New Roman" w:cs="Times New Roman"/>
           <w:sz w:val="28"/>
           <w:szCs w:val="28"/>
-        </w:rPr>
-      </w:pPr>
-      <w:r>
-        <w:rPr>
-          <w:rFonts w:ascii="Times New Roman" w:hAnsi="Times New Roman" w:cs="Times New Roman"/>
-          <w:sz w:val="28"/>
-          <w:szCs w:val="28"/>
-        </w:rPr>
-        <w:t>Томск 202</w:t>
+          <w:lang w:val="en-US"/>
+        </w:rPr>
+      </w:pPr>
+      <w:r>
+        <w:rPr>
+          <w:rFonts w:ascii="Times New Roman" w:hAnsi="Times New Roman" w:cs="Times New Roman"/>
+          <w:sz w:val="28"/>
+          <w:szCs w:val="28"/>
+        </w:rPr>
+        <w:t>Томск 20</w:t>
       </w:r>
       <w:bookmarkEnd w:id="0"/>
       <w:r>
@@ -641,7 +632,16 @@
           <w:sz w:val="28"/>
           <w:szCs w:val="28"/>
         </w:rPr>
-        <w:t>6</w:t>
+        <w:t>7</w:t>
+      </w:r>
+      <w:r>
+        <w:rPr>
+          <w:rFonts w:ascii="Times New Roman" w:hAnsi="Times New Roman" w:cs="Times New Roman"/>
+          <w:sz w:val="28"/>
+          <w:szCs w:val="28"/>
+          <w:lang w:val="en-US"/>
+        </w:rPr>
+        <w:t>7</w:t>
       </w:r>
     </w:p>
     <w:p>
@@ -1253,23 +1253,13 @@
           <w:szCs w:val="28"/>
         </w:rPr>
       </w:pPr>
-      <w:proofErr w:type="gramStart"/>
-      <w:r>
-        <w:rPr>
-          <w:rFonts w:ascii="Times New Roman" w:hAnsi="Times New Roman" w:cs="Times New Roman"/>
-          <w:sz w:val="28"/>
-          <w:szCs w:val="28"/>
-        </w:rPr>
-        <w:t>Рис .</w:t>
-      </w:r>
-      <w:proofErr w:type="gramEnd"/>
-      <w:r>
-        <w:rPr>
-          <w:rFonts w:ascii="Times New Roman" w:hAnsi="Times New Roman" w:cs="Times New Roman"/>
-          <w:sz w:val="28"/>
-          <w:szCs w:val="28"/>
-        </w:rPr>
-        <w:t xml:space="preserve"> 2 </w:t>
+      <w:r>
+        <w:rPr>
+          <w:rFonts w:ascii="Times New Roman" w:hAnsi="Times New Roman" w:cs="Times New Roman"/>
+          <w:sz w:val="28"/>
+          <w:szCs w:val="28"/>
+        </w:rPr>
+        <w:t xml:space="preserve">Рис . 2 </w:t>
       </w:r>
       <w:r>
         <w:rPr>
